--- a/PHASE 1 REPORT/Report Draft/PROJECT PHASE_I REPORT v2.docx
+++ b/PHASE 1 REPORT/Report Draft/PROJECT PHASE_I REPORT v2.docx
@@ -1217,7 +1217,6 @@
         </w:rPr>
         <w:t xml:space="preserve"> </w:t>
       </w:r>
-      <w:proofErr w:type="spellStart"/>
       <w:r>
         <w:rPr>
           <w:color w:val="1F497D" w:themeColor="text2"/>
@@ -1225,7 +1224,6 @@
         </w:rPr>
         <w:t>bonafide</w:t>
       </w:r>
-      <w:proofErr w:type="spellEnd"/>
       <w:r>
         <w:rPr>
           <w:color w:val="1F497D" w:themeColor="text2"/>
@@ -1367,23 +1365,7 @@
         <w:rPr>
           <w:color w:val="1F497D" w:themeColor="text2"/>
         </w:rPr>
-        <w:t xml:space="preserve">the award of </w:t>
-      </w:r>
-      <w:proofErr w:type="spellStart"/>
-      <w:proofErr w:type="gramStart"/>
-      <w:r>
-        <w:rPr>
-          <w:color w:val="1F497D" w:themeColor="text2"/>
-        </w:rPr>
-        <w:t>B.Tech</w:t>
-      </w:r>
-      <w:proofErr w:type="spellEnd"/>
-      <w:proofErr w:type="gramEnd"/>
-      <w:r>
-        <w:rPr>
-          <w:color w:val="1F497D" w:themeColor="text2"/>
-        </w:rPr>
-        <w:t xml:space="preserve"> Degree in Computer Science and Engineering</w:t>
+        <w:t>the award of B.Tech Degree in Computer Science and Engineering</w:t>
       </w:r>
       <w:r>
         <w:rPr>
@@ -1919,23 +1901,13 @@
         <w:tab/>
         <w:t xml:space="preserve">We would also like to extend our sincere gratitude and grateful thanks to our </w:t>
       </w:r>
-      <w:proofErr w:type="gramStart"/>
-      <w:r>
-        <w:rPr>
-          <w:rFonts w:ascii="Times New Roman" w:hAnsi="Times New Roman"/>
-          <w:sz w:val="24"/>
-          <w:szCs w:val="24"/>
-        </w:rPr>
-        <w:t>Principal</w:t>
-      </w:r>
-      <w:proofErr w:type="gramEnd"/>
-      <w:r>
-        <w:rPr>
-          <w:rFonts w:ascii="Times New Roman" w:hAnsi="Times New Roman"/>
-          <w:sz w:val="24"/>
-          <w:szCs w:val="24"/>
-        </w:rPr>
-        <w:t xml:space="preserve">, </w:t>
+      <w:r>
+        <w:rPr>
+          <w:rFonts w:ascii="Times New Roman" w:hAnsi="Times New Roman"/>
+          <w:sz w:val="24"/>
+          <w:szCs w:val="24"/>
+        </w:rPr>
+        <w:t xml:space="preserve">Principal, </w:t>
       </w:r>
       <w:r>
         <w:rPr>
@@ -2307,8 +2279,8 @@
         <w:rPr>
           <w:rFonts w:ascii="Times New Roman" w:hAnsi="Times New Roman"/>
           <w:i/>
-          <w:sz w:val="24"/>
-          <w:szCs w:val="24"/>
+          <w:sz w:val="28"/>
+          <w:szCs w:val="28"/>
         </w:rPr>
       </w:pPr>
       <w:bookmarkStart w:id="0" w:name="_bookmark1"/>
@@ -2317,8 +2289,8 @@
         <w:rPr>
           <w:rFonts w:ascii="Times New Roman" w:hAnsi="Times New Roman"/>
           <w:b/>
-          <w:sz w:val="24"/>
-          <w:szCs w:val="24"/>
+          <w:sz w:val="28"/>
+          <w:szCs w:val="28"/>
         </w:rPr>
         <w:t>ABSTRACT</w:t>
       </w:r>
@@ -5866,132 +5838,6 @@
         <w:tab/>
         <w:t>1</w:t>
       </w:r>
-    </w:p>
-    <w:p>
-      <w:pPr>
-        <w:tabs>
-          <w:tab w:val="left" w:pos="720"/>
-          <w:tab w:val="left" w:pos="2160"/>
-        </w:tabs>
-        <w:ind w:left="2160"/>
-        <w:jc w:val="both"/>
-        <w:rPr>
-          <w:rFonts w:ascii="Times New Roman" w:hAnsi="Times New Roman"/>
-          <w:b/>
-          <w:sz w:val="24"/>
-          <w:szCs w:val="24"/>
-        </w:rPr>
-      </w:pPr>
-      <w:r>
-        <w:rPr>
-          <w:rFonts w:ascii="Times New Roman" w:hAnsi="Times New Roman"/>
-          <w:i/>
-          <w:sz w:val="24"/>
-          <w:szCs w:val="24"/>
-        </w:rPr>
-        <w:t>(</w:t>
-      </w:r>
-      <w:r>
-        <w:rPr>
-          <w:rFonts w:ascii="Times New Roman" w:hAnsi="Times New Roman"/>
-          <w:i/>
-          <w:sz w:val="24"/>
-          <w:szCs w:val="24"/>
-        </w:rPr>
-        <w:t xml:space="preserve">Tell </w:t>
-      </w:r>
-      <w:r>
-        <w:rPr>
-          <w:rFonts w:ascii="Times New Roman" w:hAnsi="Times New Roman"/>
-          <w:i/>
-          <w:sz w:val="24"/>
-          <w:szCs w:val="24"/>
-        </w:rPr>
-        <w:t>About your Domain-Fonts shown in italic is only for your reference- change according to your domain in Times New Roman</w:t>
-      </w:r>
-      <w:r>
-        <w:rPr>
-          <w:rFonts w:ascii="Times New Roman" w:hAnsi="Times New Roman"/>
-          <w:i/>
-          <w:sz w:val="24"/>
-          <w:szCs w:val="24"/>
-        </w:rPr>
-        <w:t>. Example for Mobile computing domain given below.</w:t>
-      </w:r>
-      <w:r>
-        <w:rPr>
-          <w:rFonts w:ascii="Times New Roman" w:hAnsi="Times New Roman"/>
-          <w:i/>
-          <w:sz w:val="24"/>
-          <w:szCs w:val="24"/>
-        </w:rPr>
-        <w:t>)</w:t>
-      </w:r>
-      <w:r>
-        <w:rPr>
-          <w:rFonts w:ascii="Times New Roman" w:hAnsi="Times New Roman"/>
-          <w:i/>
-          <w:sz w:val="24"/>
-          <w:szCs w:val="24"/>
-        </w:rPr>
-        <w:tab/>
-      </w:r>
-      <w:r>
-        <w:rPr>
-          <w:rFonts w:ascii="Times New Roman" w:hAnsi="Times New Roman"/>
-          <w:i/>
-          <w:sz w:val="24"/>
-          <w:szCs w:val="24"/>
-        </w:rPr>
-        <w:tab/>
-      </w:r>
-      <w:r>
-        <w:rPr>
-          <w:rFonts w:ascii="Times New Roman" w:hAnsi="Times New Roman"/>
-          <w:b/>
-          <w:i/>
-          <w:sz w:val="24"/>
-          <w:szCs w:val="24"/>
-        </w:rPr>
-        <w:tab/>
-      </w:r>
-      <w:r>
-        <w:rPr>
-          <w:rFonts w:ascii="Times New Roman" w:hAnsi="Times New Roman"/>
-          <w:b/>
-          <w:i/>
-          <w:sz w:val="24"/>
-          <w:szCs w:val="24"/>
-        </w:rPr>
-        <w:tab/>
-      </w:r>
-      <w:r>
-        <w:rPr>
-          <w:rFonts w:ascii="Times New Roman" w:hAnsi="Times New Roman"/>
-          <w:b/>
-          <w:sz w:val="24"/>
-          <w:szCs w:val="24"/>
-        </w:rPr>
-        <w:tab/>
-      </w:r>
-      <w:r>
-        <w:rPr>
-          <w:rFonts w:ascii="Times New Roman" w:hAnsi="Times New Roman"/>
-          <w:b/>
-          <w:sz w:val="24"/>
-          <w:szCs w:val="24"/>
-        </w:rPr>
-        <w:tab/>
-      </w:r>
-      <w:r>
-        <w:rPr>
-          <w:rFonts w:ascii="Times New Roman" w:hAnsi="Times New Roman"/>
-          <w:b/>
-          <w:sz w:val="24"/>
-          <w:szCs w:val="24"/>
-        </w:rPr>
-        <w:tab/>
-      </w:r>
       <w:r>
         <w:rPr>
           <w:rFonts w:ascii="Times New Roman" w:hAnsi="Times New Roman"/>
@@ -6185,47 +6031,7 @@
           <w:sz w:val="24"/>
           <w:szCs w:val="24"/>
         </w:rPr>
-        <w:t>Mobile banking services</w:t>
-      </w:r>
-      <w:r>
-        <w:rPr>
-          <w:rFonts w:ascii="Times New Roman" w:hAnsi="Times New Roman"/>
-          <w:sz w:val="24"/>
-          <w:szCs w:val="24"/>
-        </w:rPr>
-        <w:tab/>
-      </w:r>
-      <w:r>
-        <w:rPr>
-          <w:rFonts w:ascii="Times New Roman" w:hAnsi="Times New Roman"/>
-          <w:sz w:val="24"/>
-          <w:szCs w:val="24"/>
-        </w:rPr>
-        <w:tab/>
-      </w:r>
-      <w:r>
-        <w:rPr>
-          <w:rFonts w:ascii="Times New Roman" w:hAnsi="Times New Roman"/>
-          <w:sz w:val="24"/>
-          <w:szCs w:val="24"/>
-        </w:rPr>
-        <w:tab/>
-      </w:r>
-      <w:r>
-        <w:rPr>
-          <w:rFonts w:ascii="Times New Roman" w:hAnsi="Times New Roman"/>
-          <w:sz w:val="24"/>
-          <w:szCs w:val="24"/>
-        </w:rPr>
-        <w:tab/>
-      </w:r>
-      <w:r>
-        <w:rPr>
-          <w:rFonts w:ascii="Times New Roman" w:hAnsi="Times New Roman"/>
-          <w:sz w:val="24"/>
-          <w:szCs w:val="24"/>
-        </w:rPr>
-        <w:t>3</w:t>
+        <w:t>Road Surface Perception</w:t>
       </w:r>
     </w:p>
     <w:p>
@@ -6251,7 +6057,60 @@
           <w:sz w:val="24"/>
           <w:szCs w:val="24"/>
         </w:rPr>
-        <w:t>Mobile payment</w:t>
+        <w:t xml:space="preserve">Vision-Based </w:t>
+      </w:r>
+      <w:r>
+        <w:rPr>
+          <w:rFonts w:ascii="Times New Roman" w:hAnsi="Times New Roman"/>
+          <w:iCs/>
+          <w:sz w:val="24"/>
+          <w:szCs w:val="24"/>
+        </w:rPr>
+        <w:t xml:space="preserve">Structural Understanding of </w:t>
+      </w:r>
+      <w:r>
+        <w:rPr>
+          <w:rFonts w:ascii="Times New Roman" w:hAnsi="Times New Roman"/>
+          <w:iCs/>
+          <w:sz w:val="24"/>
+          <w:szCs w:val="24"/>
+        </w:rPr>
+        <w:br/>
+      </w:r>
+      <w:r>
+        <w:rPr>
+          <w:rFonts w:ascii="Times New Roman" w:hAnsi="Times New Roman"/>
+          <w:iCs/>
+          <w:sz w:val="24"/>
+          <w:szCs w:val="24"/>
+        </w:rPr>
+        <w:t xml:space="preserve"> </w:t>
+      </w:r>
+      <w:r>
+        <w:rPr>
+          <w:rFonts w:ascii="Times New Roman" w:hAnsi="Times New Roman"/>
+          <w:iCs/>
+          <w:sz w:val="24"/>
+          <w:szCs w:val="24"/>
+        </w:rPr>
+        <w:tab/>
+      </w:r>
+      <w:r>
+        <w:rPr>
+          <w:rFonts w:ascii="Times New Roman" w:hAnsi="Times New Roman"/>
+          <w:iCs/>
+          <w:sz w:val="24"/>
+          <w:szCs w:val="24"/>
+        </w:rPr>
+        <w:t>Road Defects</w:t>
+      </w:r>
+      <w:r>
+        <w:rPr>
+          <w:rFonts w:ascii="Times New Roman" w:hAnsi="Times New Roman"/>
+          <w:sz w:val="24"/>
+          <w:szCs w:val="24"/>
+        </w:rPr>
+        <w:tab/>
       </w:r>
       <w:r>
         <w:rPr>
@@ -6300,6 +6159,57 @@
           <w:szCs w:val="24"/>
         </w:rPr>
         <w:t>8</w:t>
+      </w:r>
+    </w:p>
+    <w:p>
+      <w:pPr>
+        <w:numPr>
+          <w:ilvl w:val="2"/>
+          <w:numId w:val="2"/>
+        </w:numPr>
+        <w:tabs>
+          <w:tab w:val="left" w:pos="720"/>
+          <w:tab w:val="left" w:pos="2880"/>
+        </w:tabs>
+        <w:ind w:left="2880" w:firstLine="0"/>
+        <w:rPr>
+          <w:rFonts w:ascii="Times New Roman" w:hAnsi="Times New Roman"/>
+          <w:sz w:val="24"/>
+          <w:szCs w:val="24"/>
+        </w:rPr>
+      </w:pPr>
+      <w:r>
+        <w:rPr>
+          <w:rFonts w:ascii="Times New Roman" w:hAnsi="Times New Roman"/>
+          <w:sz w:val="24"/>
+          <w:szCs w:val="24"/>
+        </w:rPr>
+        <w:t>Real-Time Structural Modeling</w:t>
+      </w:r>
+      <w:r>
+        <w:rPr>
+          <w:rFonts w:ascii="Times New Roman" w:hAnsi="Times New Roman"/>
+          <w:sz w:val="24"/>
+          <w:szCs w:val="24"/>
+        </w:rPr>
+        <w:tab/>
+      </w:r>
+      <w:r>
+        <w:rPr>
+          <w:rFonts w:ascii="Times New Roman" w:hAnsi="Times New Roman"/>
+          <w:sz w:val="24"/>
+          <w:szCs w:val="24"/>
+        </w:rPr>
+        <w:tab/>
+      </w:r>
+      <w:r>
+        <w:rPr>
+          <w:rFonts w:ascii="Times New Roman" w:hAnsi="Times New Roman"/>
+          <w:sz w:val="24"/>
+          <w:szCs w:val="24"/>
+        </w:rPr>
+        <w:tab/>
+        <w:t>9</w:t>
       </w:r>
     </w:p>
     <w:p>
@@ -8489,6 +8399,27 @@
     </w:p>
     <w:p>
       <w:pPr>
+        <w:spacing w:after="0" w:line="240" w:lineRule="auto"/>
+        <w:rPr>
+          <w:rFonts w:ascii="Times New Roman" w:hAnsi="Times New Roman"/>
+          <w:b/>
+          <w:sz w:val="24"/>
+          <w:szCs w:val="24"/>
+        </w:rPr>
+      </w:pPr>
+      <w:r>
+        <w:rPr>
+          <w:rFonts w:ascii="Times New Roman" w:hAnsi="Times New Roman"/>
+          <w:b/>
+          <w:sz w:val="24"/>
+          <w:szCs w:val="24"/>
+        </w:rPr>
+        <w:lastRenderedPageBreak/>
+        <w:br w:type="page"/>
+      </w:r>
+    </w:p>
+    <w:p>
+      <w:pPr>
         <w:tabs>
           <w:tab w:val="left" w:pos="720"/>
         </w:tabs>
@@ -8549,27 +8480,7 @@
           <w:sz w:val="24"/>
           <w:szCs w:val="24"/>
         </w:rPr>
-        <w:t xml:space="preserve">Chapter Heading Size 14 &amp; Heading Size </w:t>
-      </w:r>
-      <w:proofErr w:type="gramStart"/>
-      <w:r>
-        <w:rPr>
-          <w:rFonts w:ascii="Times New Roman" w:hAnsi="Times New Roman"/>
-          <w:b/>
-          <w:sz w:val="24"/>
-          <w:szCs w:val="24"/>
-        </w:rPr>
-        <w:t>12,Sub</w:t>
-      </w:r>
-      <w:proofErr w:type="gramEnd"/>
-      <w:r>
-        <w:rPr>
-          <w:rFonts w:ascii="Times New Roman" w:hAnsi="Times New Roman"/>
-          <w:b/>
-          <w:sz w:val="24"/>
-          <w:szCs w:val="24"/>
-        </w:rPr>
-        <w:t xml:space="preserve"> Heading Size 12)</w:t>
+        <w:t>Chapter Heading Size 14 &amp; Heading Size 12,Sub Heading Size 12)</w:t>
       </w:r>
     </w:p>
     <w:p>
@@ -8684,6 +8595,1353 @@
         </w:rPr>
         <w:t>Diagrams should not copy from net, u have to draw and clearly mention the diagram numbers.</w:t>
       </w:r>
+    </w:p>
+    <w:p>
+      <w:pPr>
+        <w:spacing w:after="0" w:line="240" w:lineRule="auto"/>
+        <w:rPr>
+          <w:rFonts w:ascii="Times New Roman" w:hAnsi="Times New Roman"/>
+          <w:i/>
+          <w:sz w:val="24"/>
+          <w:szCs w:val="24"/>
+        </w:rPr>
+      </w:pPr>
+    </w:p>
+    <w:p>
+      <w:pPr>
+        <w:spacing w:after="0" w:line="240" w:lineRule="auto"/>
+        <w:rPr>
+          <w:rFonts w:ascii="Times New Roman" w:hAnsi="Times New Roman"/>
+          <w:i/>
+          <w:sz w:val="24"/>
+          <w:szCs w:val="24"/>
+        </w:rPr>
+      </w:pPr>
+      <w:r>
+        <w:rPr>
+          <w:rFonts w:ascii="Times New Roman" w:hAnsi="Times New Roman"/>
+          <w:i/>
+          <w:sz w:val="24"/>
+          <w:szCs w:val="24"/>
+        </w:rPr>
+        <w:br w:type="page"/>
+      </w:r>
+    </w:p>
+    <w:p>
+      <w:pPr>
+        <w:pStyle w:val="ListParagraph"/>
+        <w:numPr>
+          <w:ilvl w:val="0"/>
+          <w:numId w:val="6"/>
+        </w:numPr>
+        <w:spacing w:after="0" w:line="240" w:lineRule="auto"/>
+        <w:rPr>
+          <w:rFonts w:ascii="Times New Roman" w:hAnsi="Times New Roman"/>
+          <w:b/>
+          <w:bCs/>
+          <w:iCs/>
+          <w:sz w:val="28"/>
+          <w:szCs w:val="28"/>
+        </w:rPr>
+      </w:pPr>
+      <w:r>
+        <w:rPr>
+          <w:rFonts w:ascii="Times New Roman" w:hAnsi="Times New Roman"/>
+          <w:b/>
+          <w:bCs/>
+          <w:iCs/>
+          <w:sz w:val="28"/>
+          <w:szCs w:val="28"/>
+        </w:rPr>
+        <w:lastRenderedPageBreak/>
+        <w:t>INTRODUCTION</w:t>
+      </w:r>
+    </w:p>
+    <w:p>
+      <w:pPr>
+        <w:spacing w:after="0" w:line="240" w:lineRule="auto"/>
+        <w:rPr>
+          <w:rFonts w:ascii="Times New Roman" w:hAnsi="Times New Roman"/>
+          <w:iCs/>
+          <w:sz w:val="24"/>
+          <w:szCs w:val="24"/>
+        </w:rPr>
+      </w:pPr>
+    </w:p>
+    <w:p>
+      <w:pPr>
+        <w:pStyle w:val="ListParagraph"/>
+        <w:numPr>
+          <w:ilvl w:val="1"/>
+          <w:numId w:val="6"/>
+        </w:numPr>
+        <w:spacing w:after="0" w:line="240" w:lineRule="auto"/>
+        <w:rPr>
+          <w:rFonts w:ascii="Times New Roman" w:hAnsi="Times New Roman"/>
+          <w:b/>
+          <w:bCs/>
+          <w:iCs/>
+          <w:sz w:val="24"/>
+          <w:szCs w:val="24"/>
+        </w:rPr>
+      </w:pPr>
+      <w:r>
+        <w:rPr>
+          <w:rFonts w:ascii="Times New Roman" w:hAnsi="Times New Roman"/>
+          <w:b/>
+          <w:bCs/>
+          <w:iCs/>
+          <w:sz w:val="24"/>
+          <w:szCs w:val="24"/>
+        </w:rPr>
+        <w:t>ARTIFICIAL INTELLIGENCE</w:t>
+      </w:r>
+    </w:p>
+    <w:p>
+      <w:pPr>
+        <w:pStyle w:val="ListParagraph"/>
+        <w:spacing w:after="0" w:line="240" w:lineRule="auto"/>
+        <w:ind w:left="360"/>
+        <w:rPr>
+          <w:rFonts w:ascii="Times New Roman" w:hAnsi="Times New Roman"/>
+          <w:b/>
+          <w:bCs/>
+          <w:iCs/>
+          <w:sz w:val="24"/>
+          <w:szCs w:val="24"/>
+        </w:rPr>
+      </w:pPr>
+    </w:p>
+    <w:p>
+      <w:pPr>
+        <w:pStyle w:val="ListParagraph"/>
+        <w:spacing w:after="0"/>
+        <w:ind w:left="360"/>
+        <w:jc w:val="both"/>
+        <w:rPr>
+          <w:rFonts w:ascii="Times New Roman" w:hAnsi="Times New Roman"/>
+          <w:iCs/>
+          <w:sz w:val="24"/>
+          <w:szCs w:val="24"/>
+        </w:rPr>
+      </w:pPr>
+      <w:r>
+        <w:rPr>
+          <w:rFonts w:ascii="Times New Roman" w:hAnsi="Times New Roman"/>
+          <w:iCs/>
+          <w:sz w:val="24"/>
+          <w:szCs w:val="24"/>
+        </w:rPr>
+        <w:t>Artificial Intelligence (AI) is a branch of computer science that focuses on designing systems capable of performing tasks that normally require human intelligence. These tasks include perception, learning, reasoning, decision-making, and problem solving. AI systems are developed to analyze large volumes of data, identify meaningful patterns, and make predictions or decisions with minimal human intervention. With the rapid growth of computational power and availability of data, AI has evolved from rule-based systems to advanced learning-based models that can adapt and improve over time.</w:t>
+      </w:r>
+    </w:p>
+    <w:p>
+      <w:pPr>
+        <w:pStyle w:val="ListParagraph"/>
+        <w:spacing w:after="0"/>
+        <w:ind w:left="360"/>
+        <w:jc w:val="both"/>
+        <w:rPr>
+          <w:rFonts w:ascii="Times New Roman" w:hAnsi="Times New Roman"/>
+          <w:iCs/>
+          <w:sz w:val="24"/>
+          <w:szCs w:val="24"/>
+        </w:rPr>
+      </w:pPr>
+      <w:r>
+        <w:rPr>
+          <w:rFonts w:ascii="Times New Roman" w:hAnsi="Times New Roman"/>
+          <w:iCs/>
+          <w:sz w:val="24"/>
+          <w:szCs w:val="24"/>
+        </w:rPr>
+        <w:t>Modern AI heavily relies on techniques such as Machine Learning and Deep Learning, where algorithms learn directly from data instead of being explicitly programmed. These approaches enable systems to handle complex, unstructured data such as images, videos, audio, and sensor signals. As a result, AI has found widespread applications in domains such as healthcare, autonomous vehicles, robotics, finance, smart cities, and intelligent transportation systems.</w:t>
+      </w:r>
+    </w:p>
+    <w:p>
+      <w:pPr>
+        <w:pStyle w:val="ListParagraph"/>
+        <w:spacing w:after="0"/>
+        <w:ind w:left="360"/>
+        <w:jc w:val="both"/>
+        <w:rPr>
+          <w:rFonts w:ascii="Times New Roman" w:hAnsi="Times New Roman"/>
+          <w:iCs/>
+          <w:sz w:val="24"/>
+          <w:szCs w:val="24"/>
+        </w:rPr>
+      </w:pPr>
+      <w:r>
+        <w:rPr>
+          <w:rFonts w:ascii="Times New Roman" w:hAnsi="Times New Roman"/>
+          <w:iCs/>
+          <w:sz w:val="24"/>
+          <w:szCs w:val="24"/>
+        </w:rPr>
+        <w:t>In real-world scenarios, AI plays a crucial role in automating perception-driven tasks that require speed, accuracy, and consistency beyond human capability. In the context of road safety and autonomous navigation, AI enables vehicles to understand their surroundings, detect anomalies, and make informed decisions in real time. The integration of AI with computer vision allows machines to interpret visual information from cameras and extract meaningful insights, making it a foundational technology for advanced driver-assistance systems and intelligent infrastructure monitoring.</w:t>
+      </w:r>
+    </w:p>
+    <w:p>
+      <w:pPr>
+        <w:pStyle w:val="ListParagraph"/>
+        <w:spacing w:after="0" w:line="240" w:lineRule="auto"/>
+        <w:ind w:left="360"/>
+        <w:rPr>
+          <w:rFonts w:ascii="Times New Roman" w:hAnsi="Times New Roman"/>
+          <w:b/>
+          <w:bCs/>
+          <w:iCs/>
+          <w:sz w:val="24"/>
+          <w:szCs w:val="24"/>
+        </w:rPr>
+      </w:pPr>
+    </w:p>
+    <w:p>
+      <w:pPr>
+        <w:pStyle w:val="ListParagraph"/>
+        <w:numPr>
+          <w:ilvl w:val="1"/>
+          <w:numId w:val="6"/>
+        </w:numPr>
+        <w:spacing w:after="0" w:line="240" w:lineRule="auto"/>
+        <w:rPr>
+          <w:rFonts w:ascii="Times New Roman" w:hAnsi="Times New Roman"/>
+          <w:b/>
+          <w:bCs/>
+          <w:iCs/>
+          <w:sz w:val="24"/>
+          <w:szCs w:val="24"/>
+        </w:rPr>
+      </w:pPr>
+      <w:r>
+        <w:rPr>
+          <w:rFonts w:ascii="Times New Roman" w:hAnsi="Times New Roman"/>
+          <w:b/>
+          <w:bCs/>
+          <w:iCs/>
+          <w:sz w:val="24"/>
+          <w:szCs w:val="24"/>
+        </w:rPr>
+        <w:t>AUTONOMOUS VEHICLES</w:t>
+      </w:r>
+    </w:p>
+    <w:p>
+      <w:pPr>
+        <w:pStyle w:val="ListParagraph"/>
+        <w:spacing w:after="0" w:line="240" w:lineRule="auto"/>
+        <w:rPr>
+          <w:rFonts w:ascii="Times New Roman" w:hAnsi="Times New Roman"/>
+          <w:b/>
+          <w:bCs/>
+          <w:iCs/>
+          <w:sz w:val="24"/>
+          <w:szCs w:val="24"/>
+        </w:rPr>
+      </w:pPr>
+    </w:p>
+    <w:p>
+      <w:pPr>
+        <w:pStyle w:val="ListParagraph"/>
+        <w:spacing w:after="0" w:line="240" w:lineRule="auto"/>
+        <w:ind w:left="360"/>
+        <w:jc w:val="both"/>
+        <w:rPr>
+          <w:rFonts w:ascii="Times New Roman" w:hAnsi="Times New Roman"/>
+          <w:iCs/>
+          <w:sz w:val="24"/>
+          <w:szCs w:val="24"/>
+        </w:rPr>
+      </w:pPr>
+      <w:r>
+        <w:rPr>
+          <w:rFonts w:ascii="Times New Roman" w:hAnsi="Times New Roman"/>
+          <w:iCs/>
+          <w:sz w:val="24"/>
+          <w:szCs w:val="24"/>
+        </w:rPr>
+        <w:t>Autonomous vehicles are intelligent transportation systems capable of sensing their environment, interpreting surrounding conditions, and navigating without direct human control. These vehicles rely on a combination of sensors, embedded computing, artificial intelligence, and control algorithms to perceive the road, detect obstacles, and make real-time driving decisions. By continuously analyzing data from cameras and other sensing devices, autonomous vehicles aim to improve road safety, reduce human error, and enhance driving efficiency. They play a vital role in modern transportation by enabling features such as lane keeping, obstacle avoidance, adaptive speed control, and automated path planning. As autonomous driving technology advances, accurate perception of road conditions—including surface anomalies such as potholes—becomes critical for ensuring vehicle stability, passenger comfort, and safe navigation.</w:t>
+      </w:r>
+    </w:p>
+    <w:p>
+      <w:pPr>
+        <w:pStyle w:val="ListParagraph"/>
+        <w:spacing w:after="0" w:line="240" w:lineRule="auto"/>
+        <w:ind w:left="360"/>
+        <w:jc w:val="both"/>
+        <w:rPr>
+          <w:rFonts w:ascii="Times New Roman" w:hAnsi="Times New Roman"/>
+          <w:iCs/>
+          <w:sz w:val="24"/>
+          <w:szCs w:val="24"/>
+        </w:rPr>
+      </w:pPr>
+    </w:p>
+    <w:p>
+      <w:pPr>
+        <w:pStyle w:val="ListParagraph"/>
+        <w:numPr>
+          <w:ilvl w:val="2"/>
+          <w:numId w:val="6"/>
+        </w:numPr>
+        <w:spacing w:after="0" w:line="240" w:lineRule="auto"/>
+        <w:jc w:val="both"/>
+        <w:rPr>
+          <w:rFonts w:ascii="Times New Roman" w:hAnsi="Times New Roman"/>
+          <w:iCs/>
+          <w:sz w:val="24"/>
+          <w:szCs w:val="24"/>
+        </w:rPr>
+      </w:pPr>
+      <w:r>
+        <w:rPr>
+          <w:rFonts w:ascii="Times New Roman" w:hAnsi="Times New Roman"/>
+          <w:iCs/>
+          <w:sz w:val="24"/>
+          <w:szCs w:val="24"/>
+        </w:rPr>
+        <w:t>Road Surface Perception</w:t>
+      </w:r>
+    </w:p>
+    <w:p>
+      <w:pPr>
+        <w:pStyle w:val="ListParagraph"/>
+        <w:spacing w:after="0" w:line="240" w:lineRule="auto"/>
+        <w:ind w:left="1080"/>
+        <w:jc w:val="both"/>
+        <w:rPr>
+          <w:rFonts w:ascii="Times New Roman" w:hAnsi="Times New Roman"/>
+          <w:iCs/>
+          <w:sz w:val="24"/>
+          <w:szCs w:val="24"/>
+        </w:rPr>
+      </w:pPr>
+    </w:p>
+    <w:p>
+      <w:pPr>
+        <w:spacing w:after="0" w:line="240" w:lineRule="auto"/>
+        <w:ind w:left="360"/>
+        <w:jc w:val="both"/>
+        <w:rPr>
+          <w:rFonts w:ascii="Times New Roman" w:hAnsi="Times New Roman"/>
+          <w:iCs/>
+          <w:sz w:val="24"/>
+          <w:szCs w:val="24"/>
+        </w:rPr>
+      </w:pPr>
+      <w:r>
+        <w:rPr>
+          <w:rFonts w:ascii="Times New Roman" w:hAnsi="Times New Roman"/>
+          <w:iCs/>
+          <w:sz w:val="24"/>
+          <w:szCs w:val="24"/>
+        </w:rPr>
+        <w:t xml:space="preserve">Road surface perception is a fundamental and challenging component of autonomous vehicle research, as the physical condition of the road directly influences vehicle dynamics, safety, comfort, and decision-making. Unlike static obstacles such as vehicles, pedestrians, or traffic signs, road surface anomalies are part of the driving terrain itself and continuously interact with the vehicle’s wheels, suspension system, and control mechanisms. Surface irregularities </w:t>
+      </w:r>
+      <w:r>
+        <w:rPr>
+          <w:rFonts w:ascii="Times New Roman" w:hAnsi="Times New Roman"/>
+          <w:iCs/>
+          <w:sz w:val="24"/>
+          <w:szCs w:val="24"/>
+        </w:rPr>
+        <w:lastRenderedPageBreak/>
+        <w:t>such as potholes, cracks, depressions, bumps, and uneven pavement can significantly affect steering stability, braking efficiency, and ride comfort. Therefore, reliable perception of road surface conditions is essential for achieving safe and robust autonomous navigation.</w:t>
+      </w:r>
+    </w:p>
+    <w:p>
+      <w:pPr>
+        <w:spacing w:after="0" w:line="240" w:lineRule="auto"/>
+        <w:ind w:left="360"/>
+        <w:jc w:val="both"/>
+        <w:rPr>
+          <w:rFonts w:ascii="Times New Roman" w:hAnsi="Times New Roman"/>
+          <w:iCs/>
+          <w:sz w:val="24"/>
+          <w:szCs w:val="24"/>
+        </w:rPr>
+      </w:pPr>
+      <w:r>
+        <w:rPr>
+          <w:rFonts w:ascii="Times New Roman" w:hAnsi="Times New Roman"/>
+          <w:iCs/>
+          <w:sz w:val="24"/>
+          <w:szCs w:val="24"/>
+        </w:rPr>
+        <w:t>In autonomous driving systems, perception modules are responsible for transforming raw sensor data into meaningful environmental understanding. Road surface perception extends beyond detecting the presence of obstacles; it involves analyzing subtle geometric and textural variations on the road that may indicate structural damage or degradation. Potholes, in particular, often lack sharp boundaries and may visually resemble shadows, stains, or water patches, making them difficult to identify using conventional object detection techniques. This complexity necessitates continuous and detailed analysis of the road surface rather than event-based detection alone.</w:t>
+      </w:r>
+    </w:p>
+    <w:p>
+      <w:pPr>
+        <w:spacing w:after="0" w:line="240" w:lineRule="auto"/>
+        <w:ind w:left="360"/>
+        <w:jc w:val="both"/>
+        <w:rPr>
+          <w:rFonts w:ascii="Times New Roman" w:hAnsi="Times New Roman"/>
+          <w:iCs/>
+          <w:sz w:val="24"/>
+          <w:szCs w:val="24"/>
+        </w:rPr>
+      </w:pPr>
+      <w:r>
+        <w:rPr>
+          <w:rFonts w:ascii="Times New Roman" w:hAnsi="Times New Roman"/>
+          <w:iCs/>
+          <w:sz w:val="24"/>
+          <w:szCs w:val="24"/>
+        </w:rPr>
+        <w:t>Traditional autonomous driving pipelines primarily focus on lane detection, vehicle tracking, and obstacle avoidance. However, recent research highlights that neglecting road surface quality can lead to unsafe navigation decisions, especially at higher speeds or under adverse weather and lighting conditions. A pothole that is not detected in time may result in sudden vehicle jolts, loss of traction, or damage to mechanical components. Consequently, road surface perception has emerged as a critical research area within intelligent transportation systems and autonomous vehicle development.</w:t>
+      </w:r>
+    </w:p>
+    <w:p>
+      <w:pPr>
+        <w:spacing w:after="0" w:line="240" w:lineRule="auto"/>
+        <w:ind w:left="360"/>
+        <w:jc w:val="both"/>
+        <w:rPr>
+          <w:rFonts w:ascii="Times New Roman" w:hAnsi="Times New Roman"/>
+          <w:iCs/>
+          <w:sz w:val="24"/>
+          <w:szCs w:val="24"/>
+        </w:rPr>
+      </w:pPr>
+      <w:r>
+        <w:rPr>
+          <w:rFonts w:ascii="Times New Roman" w:hAnsi="Times New Roman"/>
+          <w:iCs/>
+          <w:sz w:val="24"/>
+          <w:szCs w:val="24"/>
+        </w:rPr>
+        <w:t>Vision-based perception systems have gained significant attention for road surface analysis due to their cost-effectiveness, scalability, and compatibility with existing autonomous vehicle platforms. Cameras provide rich visual information, capturing texture, color variations, and shading patterns that can indicate surface anomalies. Vision-based systems analyze these visual cues to differentiate intact road surfaces from damaged regions. However, relying solely on raw image appearance is insufficient, as environmental factors such as illumination changes, shadows, reflections, rainwater, and motion blur can significantly degrade detection accuracy.</w:t>
+      </w:r>
+    </w:p>
+    <w:p>
+      <w:pPr>
+        <w:spacing w:after="0" w:line="240" w:lineRule="auto"/>
+        <w:ind w:left="360"/>
+        <w:jc w:val="both"/>
+        <w:rPr>
+          <w:rFonts w:ascii="Times New Roman" w:hAnsi="Times New Roman"/>
+          <w:iCs/>
+          <w:sz w:val="24"/>
+          <w:szCs w:val="24"/>
+        </w:rPr>
+      </w:pPr>
+      <w:r>
+        <w:rPr>
+          <w:rFonts w:ascii="Times New Roman" w:hAnsi="Times New Roman"/>
+          <w:iCs/>
+          <w:sz w:val="24"/>
+          <w:szCs w:val="24"/>
+        </w:rPr>
+        <w:t>To overcome these challenges, modern road surface perception approaches incorporate deep learning techniques that can learn robust representations from large-scale datasets. Convolutional Neural Networks (CNNs) and transformer-based architectures are capable of extracting hierarchical features that encode both local texture details and global contextual information. These features enable the system to distinguish potholes from visually similar patterns such as oil stains or road markings. Nevertheless, while deep learning improves detection accuracy, many existing systems still operate in a purely two-dimensional space, limiting their understanding of the actual physical structure of the road surface.</w:t>
+      </w:r>
+    </w:p>
+    <w:p>
+      <w:pPr>
+        <w:spacing w:after="0" w:line="240" w:lineRule="auto"/>
+        <w:ind w:left="360"/>
+        <w:jc w:val="both"/>
+        <w:rPr>
+          <w:rFonts w:ascii="Times New Roman" w:hAnsi="Times New Roman"/>
+          <w:iCs/>
+          <w:sz w:val="24"/>
+          <w:szCs w:val="24"/>
+        </w:rPr>
+      </w:pPr>
+      <w:r>
+        <w:rPr>
+          <w:rFonts w:ascii="Times New Roman" w:hAnsi="Times New Roman"/>
+          <w:iCs/>
+          <w:sz w:val="24"/>
+          <w:szCs w:val="24"/>
+        </w:rPr>
+        <w:t>Depth perception plays a vital role in enhancing road surface analysis, as surface anomalies are inherently three-dimensional in nature. A pothole is not merely a dark region on the road; it represents a depression with measurable depth, volume, and boundary geometry. Depth information allows autonomous vehicles to assess the severity of surface damage and decide whether avoidance or controlled traversal is safer. However, traditional depth sensing solutions such as LiDAR and stereo cameras introduce high hardware costs, increased power consumption, and calibration complexity, making them less suitable for widespread deployment in low-cost or mass-market autonomous systems.</w:t>
+      </w:r>
+    </w:p>
+    <w:p>
+      <w:pPr>
+        <w:spacing w:after="0" w:line="240" w:lineRule="auto"/>
+        <w:ind w:left="360"/>
+        <w:jc w:val="both"/>
+        <w:rPr>
+          <w:rFonts w:ascii="Times New Roman" w:hAnsi="Times New Roman"/>
+          <w:iCs/>
+          <w:sz w:val="24"/>
+          <w:szCs w:val="24"/>
+        </w:rPr>
+      </w:pPr>
+      <w:r>
+        <w:rPr>
+          <w:rFonts w:ascii="Times New Roman" w:hAnsi="Times New Roman"/>
+          <w:iCs/>
+          <w:sz w:val="24"/>
+          <w:szCs w:val="24"/>
+        </w:rPr>
+        <w:t>Recent advances in monocular depth estimation have opened new possibilities for vision-based road surface perception. These techniques estimate depth from a single RGB camera by learning geometric priors from large datasets. By combining monocular depth estimation with pothole detection models, autonomous systems can infer the relative depth and shape of road anomalies without requiring specialized hardware. This approach significantly enhances the perception pipeline while maintaining cost efficiency and real-time performance.</w:t>
+      </w:r>
+    </w:p>
+    <w:p>
+      <w:pPr>
+        <w:spacing w:after="0" w:line="240" w:lineRule="auto"/>
+        <w:ind w:left="360"/>
+        <w:jc w:val="both"/>
+        <w:rPr>
+          <w:rFonts w:ascii="Times New Roman" w:hAnsi="Times New Roman"/>
+          <w:iCs/>
+          <w:sz w:val="24"/>
+          <w:szCs w:val="24"/>
+        </w:rPr>
+      </w:pPr>
+      <w:r>
+        <w:rPr>
+          <w:rFonts w:ascii="Times New Roman" w:hAnsi="Times New Roman"/>
+          <w:iCs/>
+          <w:sz w:val="24"/>
+          <w:szCs w:val="24"/>
+        </w:rPr>
+        <w:lastRenderedPageBreak/>
+        <w:t>Accurate road surface perception also contributes to proactive decision-making in autonomous vehicles. Rather than reacting to hazards after encountering them, perception-driven systems can anticipate road irregularities in advance and adjust driving behavior accordingly. This includes reducing vehicle speed, modifying steering trajectories, or selecting alternative paths to minimize risk. Early hazard anticipation reduces mechanical stress on vehicle components such as suspension and tires and improves passenger comfort by preventing abrupt maneuvers.</w:t>
+      </w:r>
+    </w:p>
+    <w:p>
+      <w:pPr>
+        <w:spacing w:after="0" w:line="240" w:lineRule="auto"/>
+        <w:ind w:left="360"/>
+        <w:jc w:val="both"/>
+        <w:rPr>
+          <w:rFonts w:ascii="Times New Roman" w:hAnsi="Times New Roman"/>
+          <w:iCs/>
+          <w:sz w:val="24"/>
+          <w:szCs w:val="24"/>
+        </w:rPr>
+      </w:pPr>
+      <w:r>
+        <w:rPr>
+          <w:rFonts w:ascii="Times New Roman" w:hAnsi="Times New Roman"/>
+          <w:iCs/>
+          <w:sz w:val="24"/>
+          <w:szCs w:val="24"/>
+        </w:rPr>
+        <w:t>Another important aspect of road surface perception is temporal consistency. Road anomalies persist over time and appear across consecutive frames in video streams. Effective perception systems must maintain stable detection results across frames to avoid false positives or flickering predictions. Temporal modeling techniques, such as frame-to-frame tracking and motion smoothing, help improve reliability by leveraging continuity in visual and geometric information. This temporal awareness is particularly important for real-time autonomous navigation, where decisions must be both fast and stable.</w:t>
+      </w:r>
+    </w:p>
+    <w:p>
+      <w:pPr>
+        <w:spacing w:after="0" w:line="240" w:lineRule="auto"/>
+        <w:ind w:left="360"/>
+        <w:jc w:val="both"/>
+        <w:rPr>
+          <w:rFonts w:ascii="Times New Roman" w:hAnsi="Times New Roman"/>
+          <w:iCs/>
+          <w:sz w:val="24"/>
+          <w:szCs w:val="24"/>
+        </w:rPr>
+      </w:pPr>
+      <w:r>
+        <w:rPr>
+          <w:rFonts w:ascii="Times New Roman" w:hAnsi="Times New Roman"/>
+          <w:iCs/>
+          <w:sz w:val="24"/>
+          <w:szCs w:val="24"/>
+        </w:rPr>
+        <w:t>Furthermore, road surface perception plays a significant role in infrastructure monitoring and intelligent transportation systems beyond autonomous vehicles. Data collected from perception systems can be aggregated to create detailed maps of road conditions, enabling predictive maintenance and efficient resource allocation by municipal authorities. Automated road condition assessment reduces reliance on manual inspections, lowers operational costs, and improves overall road safety for all users.</w:t>
+      </w:r>
+    </w:p>
+    <w:p>
+      <w:pPr>
+        <w:spacing w:after="0" w:line="240" w:lineRule="auto"/>
+        <w:ind w:left="360"/>
+        <w:jc w:val="both"/>
+        <w:rPr>
+          <w:rFonts w:ascii="Times New Roman" w:hAnsi="Times New Roman"/>
+          <w:iCs/>
+          <w:sz w:val="24"/>
+          <w:szCs w:val="24"/>
+        </w:rPr>
+      </w:pPr>
+      <w:r>
+        <w:rPr>
+          <w:rFonts w:ascii="Times New Roman" w:hAnsi="Times New Roman"/>
+          <w:iCs/>
+          <w:sz w:val="24"/>
+          <w:szCs w:val="24"/>
+        </w:rPr>
+        <w:t>Despite substantial progress, several challenges remain in road surface perception research. Variations in road materials, lighting conditions, weather effects, and camera viewpoints introduce significant complexity. Additionally, the lack of large-scale, well-annotated datasets containing diverse road surface anomalies limits model generalization. Addressing these challenges requires continued research into robust feature extraction, adaptive learning techniques, and efficient real-time processing pipelines.</w:t>
+      </w:r>
+    </w:p>
+    <w:p>
+      <w:pPr>
+        <w:spacing w:after="0" w:line="240" w:lineRule="auto"/>
+        <w:ind w:left="360"/>
+        <w:jc w:val="both"/>
+        <w:rPr>
+          <w:rFonts w:ascii="Times New Roman" w:hAnsi="Times New Roman"/>
+          <w:iCs/>
+          <w:sz w:val="24"/>
+          <w:szCs w:val="24"/>
+        </w:rPr>
+      </w:pPr>
+      <w:r>
+        <w:rPr>
+          <w:rFonts w:ascii="Times New Roman" w:hAnsi="Times New Roman"/>
+          <w:iCs/>
+          <w:sz w:val="24"/>
+          <w:szCs w:val="24"/>
+        </w:rPr>
+        <w:t>In summary, road surface perception is a critical enabling technology for autonomous vehicles and intelligent transportation systems. It bridges the gap between visual understanding and physical interaction with the driving environment. By enabling accurate detection, depth estimation, and structural interpretation of road anomalies such as potholes, road surface perception enhances vehicle safety, improves navigation reliability, and supports proactive decision-making. This growing importance motivates the development of advanced vision-based solutions capable of understanding road geometry in real time, forming the foundation for the proposed work in this project.</w:t>
+      </w:r>
+    </w:p>
+    <w:p>
+      <w:pPr>
+        <w:spacing w:after="0" w:line="240" w:lineRule="auto"/>
+        <w:ind w:left="360"/>
+        <w:jc w:val="both"/>
+        <w:rPr>
+          <w:rFonts w:ascii="Times New Roman" w:hAnsi="Times New Roman"/>
+          <w:iCs/>
+          <w:sz w:val="24"/>
+          <w:szCs w:val="24"/>
+        </w:rPr>
+      </w:pPr>
+    </w:p>
+    <w:p>
+      <w:pPr>
+        <w:pStyle w:val="ListParagraph"/>
+        <w:numPr>
+          <w:ilvl w:val="2"/>
+          <w:numId w:val="6"/>
+        </w:numPr>
+        <w:spacing w:after="0" w:line="240" w:lineRule="auto"/>
+        <w:jc w:val="both"/>
+        <w:rPr>
+          <w:rFonts w:ascii="Times New Roman" w:hAnsi="Times New Roman"/>
+          <w:iCs/>
+          <w:sz w:val="24"/>
+          <w:szCs w:val="24"/>
+        </w:rPr>
+      </w:pPr>
+      <w:r>
+        <w:rPr>
+          <w:rFonts w:ascii="Times New Roman" w:hAnsi="Times New Roman"/>
+          <w:iCs/>
+          <w:sz w:val="24"/>
+          <w:szCs w:val="24"/>
+        </w:rPr>
+        <w:t xml:space="preserve">Vision-Based </w:t>
+      </w:r>
+      <w:r>
+        <w:rPr>
+          <w:rFonts w:ascii="Times New Roman" w:hAnsi="Times New Roman"/>
+          <w:iCs/>
+          <w:sz w:val="24"/>
+          <w:szCs w:val="24"/>
+        </w:rPr>
+        <w:t>Structural Understanding of Road Defects</w:t>
+      </w:r>
+    </w:p>
+    <w:p>
+      <w:pPr>
+        <w:pStyle w:val="ListParagraph"/>
+        <w:spacing w:after="0" w:line="240" w:lineRule="auto"/>
+        <w:ind w:left="1080"/>
+        <w:jc w:val="both"/>
+        <w:rPr>
+          <w:rFonts w:ascii="Times New Roman" w:hAnsi="Times New Roman"/>
+          <w:iCs/>
+          <w:sz w:val="24"/>
+          <w:szCs w:val="24"/>
+        </w:rPr>
+      </w:pPr>
+    </w:p>
+    <w:p>
+      <w:pPr>
+        <w:spacing w:after="0" w:line="240" w:lineRule="auto"/>
+        <w:ind w:left="360"/>
+        <w:jc w:val="both"/>
+        <w:rPr>
+          <w:rFonts w:ascii="Times New Roman" w:hAnsi="Times New Roman"/>
+          <w:iCs/>
+          <w:sz w:val="24"/>
+          <w:szCs w:val="24"/>
+        </w:rPr>
+      </w:pPr>
+      <w:r>
+        <w:rPr>
+          <w:rFonts w:ascii="Times New Roman" w:hAnsi="Times New Roman"/>
+          <w:iCs/>
+          <w:sz w:val="24"/>
+          <w:szCs w:val="24"/>
+        </w:rPr>
+        <w:t>Recent research in autonomous driving and intelligent transportation systems increasingly emphasizes the need for vision-based pothole detection methods that extend beyond traditional two-dimensional object detection. While early approaches focused primarily on identifying the presence of potholes using bounding boxes or pixel-level segmentation, such representations provide limited information about the actual physical characteristics of road surface anomalies. Potholes are inherently three-dimensional structures that vary in depth, shape, volume, and boundary geometry. Understanding these structural properties is essential for reliable decision-making in autonomous vehicles, as the severity of a pothole directly determines the appropriate vehicle response.</w:t>
+      </w:r>
+    </w:p>
+    <w:p>
+      <w:pPr>
+        <w:spacing w:after="0" w:line="240" w:lineRule="auto"/>
+        <w:ind w:left="360"/>
+        <w:jc w:val="both"/>
+        <w:rPr>
+          <w:rFonts w:ascii="Times New Roman" w:hAnsi="Times New Roman"/>
+          <w:iCs/>
+          <w:sz w:val="24"/>
+          <w:szCs w:val="24"/>
+        </w:rPr>
+      </w:pPr>
+      <w:r>
+        <w:rPr>
+          <w:rFonts w:ascii="Times New Roman" w:hAnsi="Times New Roman"/>
+          <w:iCs/>
+          <w:sz w:val="24"/>
+          <w:szCs w:val="24"/>
+        </w:rPr>
+        <w:t xml:space="preserve">Conventional 2D object detection techniques treat potholes as visual entities similar to other objects in a scene. Although such methods are computationally efficient and suitable for real-time deployment, they fail to capture the geometric complexity of road defects. A bounding </w:t>
+      </w:r>
+      <w:r>
+        <w:rPr>
+          <w:rFonts w:ascii="Times New Roman" w:hAnsi="Times New Roman"/>
+          <w:iCs/>
+          <w:sz w:val="24"/>
+          <w:szCs w:val="24"/>
+        </w:rPr>
+        <w:lastRenderedPageBreak/>
+        <w:t>box around a pothole does not convey information about how deep the pothole is, how steep its edges are, or how much of the road surface is affected. As a result, an autonomous vehicle may underestimate or overestimate the hazard posed by a pothole, leading to unsafe navigation decisions or unnecessary evasive maneuvers.</w:t>
+      </w:r>
+    </w:p>
+    <w:p>
+      <w:pPr>
+        <w:spacing w:after="0" w:line="240" w:lineRule="auto"/>
+        <w:ind w:left="360"/>
+        <w:jc w:val="both"/>
+        <w:rPr>
+          <w:rFonts w:ascii="Times New Roman" w:hAnsi="Times New Roman"/>
+          <w:iCs/>
+          <w:sz w:val="24"/>
+          <w:szCs w:val="24"/>
+        </w:rPr>
+      </w:pPr>
+      <w:r>
+        <w:rPr>
+          <w:rFonts w:ascii="Times New Roman" w:hAnsi="Times New Roman"/>
+          <w:iCs/>
+          <w:sz w:val="24"/>
+          <w:szCs w:val="24"/>
+        </w:rPr>
+        <w:t>To overcome these limitations, recent studies propose incorporating structural understanding into pothole detection systems. Structural understanding refers to the ability of a perception system to infer the three-dimensional shape and spatial configuration of a road defect rather than merely detecting its visual presence. This shift from appearance-based detection to geometry-aware perception marks a significant advancement in road surface analysis research.</w:t>
+      </w:r>
+    </w:p>
+    <w:p>
+      <w:pPr>
+        <w:spacing w:after="0" w:line="240" w:lineRule="auto"/>
+        <w:ind w:left="360"/>
+        <w:jc w:val="both"/>
+        <w:rPr>
+          <w:rFonts w:ascii="Times New Roman" w:hAnsi="Times New Roman"/>
+          <w:iCs/>
+          <w:sz w:val="24"/>
+          <w:szCs w:val="24"/>
+        </w:rPr>
+      </w:pPr>
+      <w:r>
+        <w:rPr>
+          <w:rFonts w:ascii="Times New Roman" w:hAnsi="Times New Roman"/>
+          <w:iCs/>
+          <w:sz w:val="24"/>
+          <w:szCs w:val="24"/>
+        </w:rPr>
+        <w:t>Monocular camera-based systems have emerged as a promising solution for achieving structural understanding while maintaining cost efficiency. Unlike LiDAR and stereo vision systems, which require specialized hardware and complex calibration, monocular cameras are inexpensive, lightweight, and already widely deployed in vehicles. Advances in deep learning have made it possible to estimate depth information from a single RGB image by learning scene geometry from large datasets. These monocular depth estimation models infer relative depth by analyzing visual cues such as shading, texture gradients, perspective, and object scale.</w:t>
+      </w:r>
+    </w:p>
+    <w:p>
+      <w:pPr>
+        <w:spacing w:after="0" w:line="240" w:lineRule="auto"/>
+        <w:ind w:left="360"/>
+        <w:jc w:val="both"/>
+        <w:rPr>
+          <w:rFonts w:ascii="Times New Roman" w:hAnsi="Times New Roman"/>
+          <w:iCs/>
+          <w:sz w:val="24"/>
+          <w:szCs w:val="24"/>
+        </w:rPr>
+      </w:pPr>
+      <w:r>
+        <w:rPr>
+          <w:rFonts w:ascii="Times New Roman" w:hAnsi="Times New Roman"/>
+          <w:iCs/>
+          <w:sz w:val="24"/>
+          <w:szCs w:val="24"/>
+        </w:rPr>
+        <w:t>By integrating monocular depth estimation with vision-based pothole detection, autonomous systems can obtain an approximate three-dimensional representation of road surface anomalies. This approach allows the system to estimate key structural attributes such as pothole depth, surface depression profile, and boundary contours. Although monocular depth estimation may not provide absolute metric accuracy comparable to LiDAR, it offers sufficient relative depth information for decision-making tasks such as speed regulation and trajectory planning.</w:t>
+      </w:r>
+    </w:p>
+    <w:p>
+      <w:pPr>
+        <w:spacing w:after="0" w:line="240" w:lineRule="auto"/>
+        <w:ind w:left="360"/>
+        <w:jc w:val="both"/>
+        <w:rPr>
+          <w:rFonts w:ascii="Times New Roman" w:hAnsi="Times New Roman"/>
+          <w:iCs/>
+          <w:sz w:val="24"/>
+          <w:szCs w:val="24"/>
+        </w:rPr>
+      </w:pPr>
+      <w:r>
+        <w:rPr>
+          <w:rFonts w:ascii="Times New Roman" w:hAnsi="Times New Roman"/>
+          <w:iCs/>
+          <w:sz w:val="24"/>
+          <w:szCs w:val="24"/>
+        </w:rPr>
+        <w:t>The generation of wireframe or mesh representations further enhances the structural understanding of potholes. A wireframe model represents the geometric outline and depth variations of a pothole using a network of connected edges or vertices. This representation captures the shape and spatial extent of the defect more effectively than flat segmentation masks. Mesh-based representations can further approximate the surface topology by dividing the pothole region into interconnected polygons, enabling a more detailed geometric interpretation.</w:t>
+      </w:r>
+    </w:p>
+    <w:p>
+      <w:pPr>
+        <w:spacing w:after="0" w:line="240" w:lineRule="auto"/>
+        <w:ind w:left="360"/>
+        <w:jc w:val="both"/>
+        <w:rPr>
+          <w:rFonts w:ascii="Times New Roman" w:hAnsi="Times New Roman"/>
+          <w:iCs/>
+          <w:sz w:val="24"/>
+          <w:szCs w:val="24"/>
+        </w:rPr>
+      </w:pPr>
+      <w:r>
+        <w:rPr>
+          <w:rFonts w:ascii="Times New Roman" w:hAnsi="Times New Roman"/>
+          <w:iCs/>
+          <w:sz w:val="24"/>
+          <w:szCs w:val="24"/>
+        </w:rPr>
+        <w:t>Wireframe modeling provides several advantages in autonomous navigation. First, it allows the perception system to differentiate between shallow surface irregularities and deep potholes that pose significant risks. Second, it enables precise localization of pothole boundaries, which is critical for planning safe vehicle trajectories around damaged regions. Third, wireframe representations support quantitative analysis, such as estimating the depth gradient and area affected by the pothole, which can be used to assess severity.</w:t>
+      </w:r>
+    </w:p>
+    <w:p>
+      <w:pPr>
+        <w:spacing w:after="0" w:line="240" w:lineRule="auto"/>
+        <w:ind w:left="360"/>
+        <w:jc w:val="both"/>
+        <w:rPr>
+          <w:rFonts w:ascii="Times New Roman" w:hAnsi="Times New Roman"/>
+          <w:iCs/>
+          <w:sz w:val="24"/>
+          <w:szCs w:val="24"/>
+        </w:rPr>
+      </w:pPr>
+      <w:r>
+        <w:rPr>
+          <w:rFonts w:ascii="Times New Roman" w:hAnsi="Times New Roman"/>
+          <w:iCs/>
+          <w:sz w:val="24"/>
+          <w:szCs w:val="24"/>
+        </w:rPr>
+        <w:t>Structural insight obtained from wireframe-based modeling directly supports informed behavioral planning in autonomous vehicles. Instead of treating all detected potholes uniformly, the vehicle can adapt its response based on the estimated geometry of the road defect. For example, shallow potholes may be traversed safely at reduced speed, while deeper potholes may require lane adjustment or complete avoidance. This level of decision-making is not achievable with simple 2D detection methods.</w:t>
+      </w:r>
+    </w:p>
+    <w:p>
+      <w:pPr>
+        <w:spacing w:after="0" w:line="240" w:lineRule="auto"/>
+        <w:ind w:left="360"/>
+        <w:jc w:val="both"/>
+        <w:rPr>
+          <w:rFonts w:ascii="Times New Roman" w:hAnsi="Times New Roman"/>
+          <w:iCs/>
+          <w:sz w:val="24"/>
+          <w:szCs w:val="24"/>
+        </w:rPr>
+      </w:pPr>
+      <w:r>
+        <w:rPr>
+          <w:rFonts w:ascii="Times New Roman" w:hAnsi="Times New Roman"/>
+          <w:iCs/>
+          <w:sz w:val="24"/>
+          <w:szCs w:val="24"/>
+        </w:rPr>
+        <w:t xml:space="preserve">Controlled deceleration is one of the primary behaviors enabled by structural pothole understanding. By estimating the depth and slope of a pothole, the vehicle can determine an appropriate speed reduction that minimizes suspension stress and passenger discomfort. Similarly, path adjustment decisions rely on accurate boundary estimation, ensuring that </w:t>
+      </w:r>
+      <w:r>
+        <w:rPr>
+          <w:rFonts w:ascii="Times New Roman" w:hAnsi="Times New Roman"/>
+          <w:iCs/>
+          <w:sz w:val="24"/>
+          <w:szCs w:val="24"/>
+        </w:rPr>
+        <w:lastRenderedPageBreak/>
+        <w:t>steering maneuvers avoid sharp pothole edges without causing abrupt lateral movements that could destabilize the vehicle.</w:t>
+      </w:r>
+    </w:p>
+    <w:p>
+      <w:pPr>
+        <w:spacing w:after="0" w:line="240" w:lineRule="auto"/>
+        <w:ind w:left="360"/>
+        <w:jc w:val="both"/>
+        <w:rPr>
+          <w:rFonts w:ascii="Times New Roman" w:hAnsi="Times New Roman"/>
+          <w:iCs/>
+          <w:sz w:val="24"/>
+          <w:szCs w:val="24"/>
+        </w:rPr>
+      </w:pPr>
+      <w:r>
+        <w:rPr>
+          <w:rFonts w:ascii="Times New Roman" w:hAnsi="Times New Roman"/>
+          <w:iCs/>
+          <w:sz w:val="24"/>
+          <w:szCs w:val="24"/>
+        </w:rPr>
+        <w:t>Real-time processing is a critical requirement for structural pothole detection systems. Autonomous vehicles operate in dynamic environments where perception and decision-making must occur within milliseconds. Integrating object detection, depth estimation, and wireframe generation into a single real-time pipeline presents significant computational challenges. Efficient model design, lightweight neural architectures, and optimized inference strategies are essential to meet real-time constraints without sacrificing accuracy.</w:t>
+      </w:r>
+    </w:p>
+    <w:p>
+      <w:pPr>
+        <w:spacing w:after="0" w:line="240" w:lineRule="auto"/>
+        <w:ind w:left="360"/>
+        <w:jc w:val="both"/>
+        <w:rPr>
+          <w:rFonts w:ascii="Times New Roman" w:hAnsi="Times New Roman"/>
+          <w:iCs/>
+          <w:sz w:val="24"/>
+          <w:szCs w:val="24"/>
+        </w:rPr>
+      </w:pPr>
+      <w:r>
+        <w:rPr>
+          <w:rFonts w:ascii="Times New Roman" w:hAnsi="Times New Roman"/>
+          <w:iCs/>
+          <w:sz w:val="24"/>
+          <w:szCs w:val="24"/>
+        </w:rPr>
+        <w:t>Another important aspect of real-time structural pothole detection is temporal consistency. Road anomalies persist across consecutive frames in a video stream, and structural estimates should remain stable over time. Temporal smoothing techniques and frame-to-frame consistency checks help reduce noise in depth estimation and prevent fluctuations in wireframe geometry. Stable structural representations improve decision reliability and prevent erratic vehicle behavior.</w:t>
+      </w:r>
+    </w:p>
+    <w:p>
+      <w:pPr>
+        <w:spacing w:after="0" w:line="240" w:lineRule="auto"/>
+        <w:ind w:left="360"/>
+        <w:jc w:val="both"/>
+        <w:rPr>
+          <w:rFonts w:ascii="Times New Roman" w:hAnsi="Times New Roman"/>
+          <w:iCs/>
+          <w:sz w:val="24"/>
+          <w:szCs w:val="24"/>
+        </w:rPr>
+      </w:pPr>
+      <w:r>
+        <w:rPr>
+          <w:rFonts w:ascii="Times New Roman" w:hAnsi="Times New Roman"/>
+          <w:iCs/>
+          <w:sz w:val="24"/>
+          <w:szCs w:val="24"/>
+        </w:rPr>
+        <w:t>Beyond autonomous navigation, wireframe-based pothole modeling has broader applications in road infrastructure monitoring. Structural data collected by vehicles can be aggregated to create detailed three-dimensional maps of road conditions over large geographic areas. Such data can assist municipal authorities in prioritizing road maintenance, estimating repair costs, and monitoring infrastructure degradation over time. Vision-based structural analysis thus contributes not only to vehicle safety but also to smart city initiatives and intelligent transportation management.</w:t>
+      </w:r>
+    </w:p>
+    <w:p>
+      <w:pPr>
+        <w:spacing w:after="0" w:line="240" w:lineRule="auto"/>
+        <w:ind w:left="360"/>
+        <w:jc w:val="both"/>
+        <w:rPr>
+          <w:rFonts w:ascii="Times New Roman" w:hAnsi="Times New Roman"/>
+          <w:iCs/>
+          <w:sz w:val="24"/>
+          <w:szCs w:val="24"/>
+        </w:rPr>
+      </w:pPr>
+      <w:r>
+        <w:rPr>
+          <w:rFonts w:ascii="Times New Roman" w:hAnsi="Times New Roman"/>
+          <w:iCs/>
+          <w:sz w:val="24"/>
+          <w:szCs w:val="24"/>
+        </w:rPr>
+        <w:t>Despite its advantages, vision-based structural pothole detection faces several challenges. Monocular depth estimation is sensitive to lighting variations, shadows, and surface textures, which can affect depth accuracy. Road surfaces exhibit significant variability in material, color, and reflectance, complicating feature extraction. Additionally, obtaining large-scale annotated datasets with ground-truth depth information for potholes remains difficult. Addressing these challenges requires robust model training, domain adaptation techniques, and careful system design.</w:t>
+      </w:r>
+    </w:p>
+    <w:p>
+      <w:pPr>
+        <w:spacing w:after="0" w:line="240" w:lineRule="auto"/>
+        <w:ind w:left="360"/>
+        <w:jc w:val="both"/>
+        <w:rPr>
+          <w:rFonts w:ascii="Times New Roman" w:hAnsi="Times New Roman"/>
+          <w:iCs/>
+          <w:sz w:val="24"/>
+          <w:szCs w:val="24"/>
+        </w:rPr>
+      </w:pPr>
+      <w:r>
+        <w:rPr>
+          <w:rFonts w:ascii="Times New Roman" w:hAnsi="Times New Roman"/>
+          <w:iCs/>
+          <w:sz w:val="24"/>
+          <w:szCs w:val="24"/>
+        </w:rPr>
+        <w:t>In conclusion, the integration of structural understanding into vision-based pothole detection represents a crucial advancement in autonomous vehicle perception research. By moving beyond 2D object detection and incorporating depth estimation and wireframe modeling, autonomous systems gain a deeper understanding of road surface anomalies. This geometric insight enables safer, more informed behavioral planning, including controlled deceleration and path adjustment. As autonomous driving technology continues to evolve, real-time wireframe pothole detection is expected to play a vital role in enhancing navigation safety, vehicle durability, and overall transportation efficiency.</w:t>
+      </w:r>
+    </w:p>
+    <w:p>
+      <w:pPr>
+        <w:spacing w:after="0" w:line="240" w:lineRule="auto"/>
+        <w:ind w:left="360"/>
+        <w:jc w:val="both"/>
+        <w:rPr>
+          <w:rFonts w:ascii="Times New Roman" w:hAnsi="Times New Roman"/>
+          <w:iCs/>
+          <w:sz w:val="24"/>
+          <w:szCs w:val="24"/>
+        </w:rPr>
+      </w:pPr>
+    </w:p>
+    <w:p>
+      <w:pPr>
+        <w:pStyle w:val="ListParagraph"/>
+        <w:numPr>
+          <w:ilvl w:val="2"/>
+          <w:numId w:val="6"/>
+        </w:numPr>
+        <w:spacing w:after="0" w:line="240" w:lineRule="auto"/>
+        <w:jc w:val="both"/>
+        <w:rPr>
+          <w:rFonts w:ascii="Times New Roman" w:hAnsi="Times New Roman"/>
+          <w:iCs/>
+          <w:sz w:val="24"/>
+          <w:szCs w:val="24"/>
+        </w:rPr>
+      </w:pPr>
+      <w:r>
+        <w:rPr>
+          <w:rFonts w:ascii="Times New Roman" w:hAnsi="Times New Roman"/>
+          <w:iCs/>
+          <w:sz w:val="24"/>
+          <w:szCs w:val="24"/>
+        </w:rPr>
+        <w:t>Real-Time Structural Modeling</w:t>
+      </w:r>
+    </w:p>
+    <w:p>
+      <w:pPr>
+        <w:spacing w:after="0" w:line="240" w:lineRule="auto"/>
+        <w:ind w:left="360"/>
+        <w:jc w:val="both"/>
+        <w:rPr>
+          <w:rFonts w:ascii="Times New Roman" w:hAnsi="Times New Roman"/>
+          <w:iCs/>
+          <w:sz w:val="24"/>
+          <w:szCs w:val="24"/>
+        </w:rPr>
+      </w:pPr>
+    </w:p>
+    <w:p>
+      <w:pPr>
+        <w:spacing w:after="0" w:line="240" w:lineRule="auto"/>
+        <w:ind w:left="360"/>
+        <w:jc w:val="both"/>
+        <w:rPr>
+          <w:rFonts w:ascii="Times New Roman" w:hAnsi="Times New Roman"/>
+          <w:iCs/>
+          <w:sz w:val="24"/>
+          <w:szCs w:val="24"/>
+        </w:rPr>
+      </w:pPr>
+      <w:r>
+        <w:rPr>
+          <w:rFonts w:ascii="Times New Roman" w:hAnsi="Times New Roman"/>
+          <w:iCs/>
+          <w:sz w:val="24"/>
+          <w:szCs w:val="24"/>
+        </w:rPr>
+        <w:t>Real-time structural modeling is an advanced perception capability that enables autonomous systems to interpret detected road anomalies in a geometric form suitable for navigation, control, and decision-making. Unlike traditional perception approaches that represent road defects as two-dimensional regions or bounding boxes, structural modeling captures the spatial characteristics of anomalies such as potholes, including depth, shape, slope, and boundary geometry. This geometric representation provides a more meaningful understanding of the physical interaction between the vehicle and the road surface, which is essential for safe and reliable autonomous vehicle operation.</w:t>
+      </w:r>
+    </w:p>
+    <w:p>
+      <w:pPr>
+        <w:spacing w:after="0" w:line="240" w:lineRule="auto"/>
+        <w:ind w:left="360"/>
+        <w:jc w:val="both"/>
+        <w:rPr>
+          <w:rFonts w:ascii="Times New Roman" w:hAnsi="Times New Roman"/>
+          <w:iCs/>
+          <w:sz w:val="24"/>
+          <w:szCs w:val="24"/>
+        </w:rPr>
+      </w:pPr>
+      <w:r>
+        <w:rPr>
+          <w:rFonts w:ascii="Times New Roman" w:hAnsi="Times New Roman"/>
+          <w:iCs/>
+          <w:sz w:val="24"/>
+          <w:szCs w:val="24"/>
+        </w:rPr>
+        <w:t xml:space="preserve">In autonomous driving, perception and planning modules operate under strict real-time constraints. Structural modeling must therefore generate accurate geometric representations </w:t>
+      </w:r>
+      <w:r>
+        <w:rPr>
+          <w:rFonts w:ascii="Times New Roman" w:hAnsi="Times New Roman"/>
+          <w:iCs/>
+          <w:sz w:val="24"/>
+          <w:szCs w:val="24"/>
+        </w:rPr>
+        <w:lastRenderedPageBreak/>
+        <w:t>with minimal computational delay. The objective of real-time structural modeling is not to reconstruct the road surface with perfect physical accuracy, but to produce a sufficiently detailed approximation that supports immediate driving decisions. This balance between geometric fidelity and computational efficiency defines a key research challenge in real-time road surface analysis.</w:t>
+      </w:r>
+    </w:p>
+    <w:p>
+      <w:pPr>
+        <w:spacing w:after="0" w:line="240" w:lineRule="auto"/>
+        <w:ind w:left="360"/>
+        <w:jc w:val="both"/>
+        <w:rPr>
+          <w:rFonts w:ascii="Times New Roman" w:hAnsi="Times New Roman"/>
+          <w:iCs/>
+          <w:sz w:val="24"/>
+          <w:szCs w:val="24"/>
+        </w:rPr>
+      </w:pPr>
+      <w:r>
+        <w:rPr>
+          <w:rFonts w:ascii="Times New Roman" w:hAnsi="Times New Roman"/>
+          <w:iCs/>
+          <w:sz w:val="24"/>
+          <w:szCs w:val="24"/>
+        </w:rPr>
+        <w:t>Wireframe and mesh-based representations are commonly employed techniques for structural modeling of road anomalies. A wireframe model represents the structure of a pothole using interconnected line segments that outline its boundaries and internal depth variations. This representation emphasizes edges, contours, and spatial relationships while remaining lightweight in terms of data complexity. Mesh-based models extend this concept by dividing the pothole surface into a set of connected polygons, enabling a more continuous approximation of surface topology. Both approaches provide a significant improvement over flat, two-dimensional representations by explicitly encoding three-dimensional geometry.</w:t>
+      </w:r>
+    </w:p>
+    <w:p>
+      <w:pPr>
+        <w:spacing w:after="0" w:line="240" w:lineRule="auto"/>
+        <w:ind w:left="360"/>
+        <w:jc w:val="both"/>
+        <w:rPr>
+          <w:rFonts w:ascii="Times New Roman" w:hAnsi="Times New Roman"/>
+          <w:iCs/>
+          <w:sz w:val="24"/>
+          <w:szCs w:val="24"/>
+        </w:rPr>
+      </w:pPr>
+      <w:r>
+        <w:rPr>
+          <w:rFonts w:ascii="Times New Roman" w:hAnsi="Times New Roman"/>
+          <w:iCs/>
+          <w:sz w:val="24"/>
+          <w:szCs w:val="24"/>
+        </w:rPr>
+        <w:t>Structural modeling allows autonomous systems to assess the severity of potholes in a quantitative manner. Depth information reveals how far the road surface deviates from the nominal driving plane, while geometric boundaries define the affected area. These parameters enable the system to distinguish between minor surface imperfections and critical hazards that require immediate intervention. Without such modeling, autonomous vehicles may treat all detected potholes equally, leading to inefficient or unsafe responses.</w:t>
+      </w:r>
+    </w:p>
+    <w:p>
+      <w:pPr>
+        <w:spacing w:after="0" w:line="240" w:lineRule="auto"/>
+        <w:ind w:left="360"/>
+        <w:jc w:val="both"/>
+        <w:rPr>
+          <w:rFonts w:ascii="Times New Roman" w:hAnsi="Times New Roman"/>
+          <w:iCs/>
+          <w:sz w:val="24"/>
+          <w:szCs w:val="24"/>
+        </w:rPr>
+      </w:pPr>
+      <w:r>
+        <w:rPr>
+          <w:rFonts w:ascii="Times New Roman" w:hAnsi="Times New Roman"/>
+          <w:iCs/>
+          <w:sz w:val="24"/>
+          <w:szCs w:val="24"/>
+        </w:rPr>
+        <w:t>One of the primary benefits of real-time structural modeling is its direct contribution to path planning and motion control. Autonomous vehicles rely on accurate environmental models to compute safe trajectories that avoid obstacles and minimize risk. When a pothole is represented as a geometric structure, the planning module can evaluate alternative paths that bypass the damaged region while maintaining smooth vehicle motion. The wireframe representation provides precise boundary information, enabling the vehicle to navigate around potholes with minimal lateral deviation.</w:t>
+      </w:r>
+    </w:p>
+    <w:p>
+      <w:pPr>
+        <w:spacing w:after="0" w:line="240" w:lineRule="auto"/>
+        <w:ind w:left="360"/>
+        <w:jc w:val="both"/>
+        <w:rPr>
+          <w:rFonts w:ascii="Times New Roman" w:hAnsi="Times New Roman"/>
+          <w:iCs/>
+          <w:sz w:val="24"/>
+          <w:szCs w:val="24"/>
+        </w:rPr>
+      </w:pPr>
+      <w:r>
+        <w:rPr>
+          <w:rFonts w:ascii="Times New Roman" w:hAnsi="Times New Roman"/>
+          <w:iCs/>
+          <w:sz w:val="24"/>
+          <w:szCs w:val="24"/>
+        </w:rPr>
+        <w:t>Speed regulation is another critical application of structural modeling. The depth and slope of a pothole determine the level of mechanical stress imposed on the vehicle’s suspension and tires. By analyzing these geometric attributes, the autonomous system can compute an appropriate deceleration profile before reaching the anomaly. Controlled deceleration reduces the likelihood of sudden jolts and improves passenger comfort. In cases where avoidance is not possible, structural modeling helps determine whether a pothole can be traversed safely at reduced speed.</w:t>
+      </w:r>
+    </w:p>
+    <w:p>
+      <w:pPr>
+        <w:spacing w:after="0" w:line="240" w:lineRule="auto"/>
+        <w:ind w:left="360"/>
+        <w:jc w:val="both"/>
+        <w:rPr>
+          <w:rFonts w:ascii="Times New Roman" w:hAnsi="Times New Roman"/>
+          <w:iCs/>
+          <w:sz w:val="24"/>
+          <w:szCs w:val="24"/>
+        </w:rPr>
+      </w:pPr>
+      <w:r>
+        <w:rPr>
+          <w:rFonts w:ascii="Times New Roman" w:hAnsi="Times New Roman"/>
+          <w:iCs/>
+          <w:sz w:val="24"/>
+          <w:szCs w:val="24"/>
+        </w:rPr>
+        <w:t>Obstacle avoidance in autonomous vehicles traditionally focuses on dynamic entities such as vehicles and pedestrians. However, road surface anomalies represent a unique class of obstacles that cannot be avoided using conventional object avoidance strategies alone. Structural modeling integrates road anomalies into the same planning framework as other obstacles, allowing the system to reason about them using geometric constraints. This unified representation improves the coherence and robustness of autonomous navigation.</w:t>
+      </w:r>
+    </w:p>
+    <w:p>
+      <w:pPr>
+        <w:spacing w:after="0" w:line="240" w:lineRule="auto"/>
+        <w:ind w:left="360"/>
+        <w:jc w:val="both"/>
+        <w:rPr>
+          <w:rFonts w:ascii="Times New Roman" w:hAnsi="Times New Roman"/>
+          <w:iCs/>
+          <w:sz w:val="24"/>
+          <w:szCs w:val="24"/>
+        </w:rPr>
+      </w:pPr>
+      <w:r>
+        <w:rPr>
+          <w:rFonts w:ascii="Times New Roman" w:hAnsi="Times New Roman"/>
+          <w:iCs/>
+          <w:sz w:val="24"/>
+          <w:szCs w:val="24"/>
+        </w:rPr>
+        <w:t>Real-time performance is a fundamental requirement for structural modeling systems deployed in autonomous vehicles. The perception pipeline must process high-resolution visual data, perform detection, estimate depth, and generate structural representations within tight latency budgets. Achieving this requires optimized algorithms, efficient data structures, and hardware-aware implementations. Lightweight neural networks, parallel processing, and selective region modeling are commonly employed to meet real-time constraints.</w:t>
+      </w:r>
+    </w:p>
+    <w:p>
+      <w:pPr>
+        <w:spacing w:after="0" w:line="240" w:lineRule="auto"/>
+        <w:ind w:left="360"/>
+        <w:jc w:val="both"/>
+        <w:rPr>
+          <w:rFonts w:ascii="Times New Roman" w:hAnsi="Times New Roman"/>
+          <w:iCs/>
+          <w:sz w:val="24"/>
+          <w:szCs w:val="24"/>
+        </w:rPr>
+      </w:pPr>
+      <w:r>
+        <w:rPr>
+          <w:rFonts w:ascii="Times New Roman" w:hAnsi="Times New Roman"/>
+          <w:iCs/>
+          <w:sz w:val="24"/>
+          <w:szCs w:val="24"/>
+        </w:rPr>
+        <w:t>Temporal consistency is another important aspect of real-time structural modeling. Road anomalies persist across consecutive frames, and their structural representation should remain stable over time. Inconsistent modeling can lead to oscillatory planning decisions or erratic vehicle behavior. Techniques such as temporal filtering, motion tracking, and frame-</w:t>
+      </w:r>
+      <w:r>
+        <w:rPr>
+          <w:rFonts w:ascii="Times New Roman" w:hAnsi="Times New Roman"/>
+          <w:iCs/>
+          <w:sz w:val="24"/>
+          <w:szCs w:val="24"/>
+        </w:rPr>
+        <w:lastRenderedPageBreak/>
+        <w:t>to-frame geometry alignment are used to maintain continuity in structural representations. Stable modeling improves confidence in the perception system and supports smoother control actions.</w:t>
+      </w:r>
+    </w:p>
+    <w:p>
+      <w:pPr>
+        <w:spacing w:after="0" w:line="240" w:lineRule="auto"/>
+        <w:ind w:left="360"/>
+        <w:jc w:val="both"/>
+        <w:rPr>
+          <w:rFonts w:ascii="Times New Roman" w:hAnsi="Times New Roman"/>
+          <w:iCs/>
+          <w:sz w:val="24"/>
+          <w:szCs w:val="24"/>
+        </w:rPr>
+      </w:pPr>
+      <w:r>
+        <w:rPr>
+          <w:rFonts w:ascii="Times New Roman" w:hAnsi="Times New Roman"/>
+          <w:iCs/>
+          <w:sz w:val="24"/>
+          <w:szCs w:val="24"/>
+        </w:rPr>
+        <w:t>Structural modeling also enables higher-level reasoning about road conditions beyond immediate navigation. Aggregated structural data can be used to analyze long-term road degradation patterns and predict future maintenance needs. When vehicles continuously collect geometric representations of road anomalies, this information can be transmitted to centralized systems for large-scale infrastructure monitoring. Such applications extend the impact of real-time structural modeling from individual vehicle safety to broader smart city and transportation management initiatives.</w:t>
+      </w:r>
+    </w:p>
+    <w:p>
+      <w:pPr>
+        <w:spacing w:after="0" w:line="240" w:lineRule="auto"/>
+        <w:ind w:left="360"/>
+        <w:jc w:val="both"/>
+        <w:rPr>
+          <w:rFonts w:ascii="Times New Roman" w:hAnsi="Times New Roman"/>
+          <w:iCs/>
+          <w:sz w:val="24"/>
+          <w:szCs w:val="24"/>
+        </w:rPr>
+      </w:pPr>
+      <w:r>
+        <w:rPr>
+          <w:rFonts w:ascii="Times New Roman" w:hAnsi="Times New Roman"/>
+          <w:iCs/>
+          <w:sz w:val="24"/>
+          <w:szCs w:val="24"/>
+        </w:rPr>
+        <w:t>Despite its advantages, real-time structural modeling faces several challenges. Variability in lighting conditions, surface materials, and weather can affect the reliability of depth estimation and geometric reconstruction. Computational limitations on embedded vehicle hardware constrain model complexity and resolution. Additionally, the lack of standardized evaluation metrics for structural road modeling complicates performance assessment. Ongoing research focuses on improving robustness, scalability, and accuracy under real-world conditions.</w:t>
+      </w:r>
+    </w:p>
+    <w:p>
+      <w:pPr>
+        <w:spacing w:after="0" w:line="240" w:lineRule="auto"/>
+        <w:ind w:left="360"/>
+        <w:jc w:val="both"/>
+        <w:rPr>
+          <w:rFonts w:ascii="Times New Roman" w:hAnsi="Times New Roman"/>
+          <w:iCs/>
+          <w:sz w:val="24"/>
+          <w:szCs w:val="24"/>
+        </w:rPr>
+      </w:pPr>
+      <w:r>
+        <w:rPr>
+          <w:rFonts w:ascii="Times New Roman" w:hAnsi="Times New Roman"/>
+          <w:iCs/>
+          <w:sz w:val="24"/>
+          <w:szCs w:val="24"/>
+        </w:rPr>
+        <w:t>In summary, real-time structural modeling plays a crucial role in bridging the gap between perception and control in autonomous vehicles. By representing road anomalies such as potholes in a geometric form, autonomous systems gain a deeper understanding of the physical driving environment. Wireframe and mesh-based models enable accurate path planning, speed regulation, and obstacle avoidance, directly contributing to safer and more reliable vehicle operation. As autonomous driving technology advances, real-time geometric modeling of road surfaces is expected to become an essential component of next-generation perception systems and intelligent transportation solutions.</w:t>
+      </w:r>
+    </w:p>
+    <w:p>
+      <w:pPr>
+        <w:spacing w:after="0" w:line="240" w:lineRule="auto"/>
+        <w:ind w:left="360"/>
+        <w:jc w:val="both"/>
+        <w:rPr>
+          <w:rFonts w:ascii="Times New Roman" w:hAnsi="Times New Roman"/>
+          <w:iCs/>
+          <w:sz w:val="24"/>
+          <w:szCs w:val="24"/>
+        </w:rPr>
+      </w:pPr>
+    </w:p>
+    <w:p>
+      <w:pPr>
+        <w:spacing w:after="0" w:line="240" w:lineRule="auto"/>
+        <w:ind w:left="360"/>
+        <w:jc w:val="both"/>
+        <w:rPr>
+          <w:rFonts w:ascii="Times New Roman" w:hAnsi="Times New Roman"/>
+          <w:iCs/>
+          <w:sz w:val="24"/>
+          <w:szCs w:val="24"/>
+        </w:rPr>
+      </w:pPr>
     </w:p>
     <w:sectPr>
       <w:footerReference w:type="default" r:id="rId9"/>
@@ -8970,6 +10228,127 @@
     </w:lvl>
   </w:abstractNum>
   <w:abstractNum w:abstractNumId="2" w15:restartNumberingAfterBreak="0">
+    <w:nsid w:val="52072D84"/>
+    <w:multiLevelType w:val="multilevel"/>
+    <w:tmpl w:val="21865FBA"/>
+    <w:lvl w:ilvl="0">
+      <w:start w:val="1"/>
+      <w:numFmt w:val="decimal"/>
+      <w:lvlText w:val="%1."/>
+      <w:lvlJc w:val="left"/>
+      <w:pPr>
+        <w:ind w:left="720" w:hanging="360"/>
+      </w:pPr>
+      <w:rPr>
+        <w:rFonts w:hint="default"/>
+      </w:rPr>
+    </w:lvl>
+    <w:lvl w:ilvl="1">
+      <w:start w:val="1"/>
+      <w:numFmt w:val="decimal"/>
+      <w:isLgl/>
+      <w:lvlText w:val="%1.%2"/>
+      <w:lvlJc w:val="left"/>
+      <w:pPr>
+        <w:ind w:left="720" w:hanging="360"/>
+      </w:pPr>
+      <w:rPr>
+        <w:rFonts w:hint="default"/>
+      </w:rPr>
+    </w:lvl>
+    <w:lvl w:ilvl="2">
+      <w:start w:val="1"/>
+      <w:numFmt w:val="decimal"/>
+      <w:isLgl/>
+      <w:lvlText w:val="%1.%2.%3"/>
+      <w:lvlJc w:val="left"/>
+      <w:pPr>
+        <w:ind w:left="1080" w:hanging="720"/>
+      </w:pPr>
+      <w:rPr>
+        <w:rFonts w:hint="default"/>
+      </w:rPr>
+    </w:lvl>
+    <w:lvl w:ilvl="3">
+      <w:start w:val="1"/>
+      <w:numFmt w:val="decimal"/>
+      <w:isLgl/>
+      <w:lvlText w:val="%1.%2.%3.%4"/>
+      <w:lvlJc w:val="left"/>
+      <w:pPr>
+        <w:ind w:left="1080" w:hanging="720"/>
+      </w:pPr>
+      <w:rPr>
+        <w:rFonts w:hint="default"/>
+      </w:rPr>
+    </w:lvl>
+    <w:lvl w:ilvl="4">
+      <w:start w:val="1"/>
+      <w:numFmt w:val="decimal"/>
+      <w:isLgl/>
+      <w:lvlText w:val="%1.%2.%3.%4.%5"/>
+      <w:lvlJc w:val="left"/>
+      <w:pPr>
+        <w:ind w:left="1440" w:hanging="1080"/>
+      </w:pPr>
+      <w:rPr>
+        <w:rFonts w:hint="default"/>
+      </w:rPr>
+    </w:lvl>
+    <w:lvl w:ilvl="5">
+      <w:start w:val="1"/>
+      <w:numFmt w:val="decimal"/>
+      <w:isLgl/>
+      <w:lvlText w:val="%1.%2.%3.%4.%5.%6"/>
+      <w:lvlJc w:val="left"/>
+      <w:pPr>
+        <w:ind w:left="1440" w:hanging="1080"/>
+      </w:pPr>
+      <w:rPr>
+        <w:rFonts w:hint="default"/>
+      </w:rPr>
+    </w:lvl>
+    <w:lvl w:ilvl="6">
+      <w:start w:val="1"/>
+      <w:numFmt w:val="decimal"/>
+      <w:isLgl/>
+      <w:lvlText w:val="%1.%2.%3.%4.%5.%6.%7"/>
+      <w:lvlJc w:val="left"/>
+      <w:pPr>
+        <w:ind w:left="1800" w:hanging="1440"/>
+      </w:pPr>
+      <w:rPr>
+        <w:rFonts w:hint="default"/>
+      </w:rPr>
+    </w:lvl>
+    <w:lvl w:ilvl="7">
+      <w:start w:val="1"/>
+      <w:numFmt w:val="decimal"/>
+      <w:isLgl/>
+      <w:lvlText w:val="%1.%2.%3.%4.%5.%6.%7.%8"/>
+      <w:lvlJc w:val="left"/>
+      <w:pPr>
+        <w:ind w:left="1800" w:hanging="1440"/>
+      </w:pPr>
+      <w:rPr>
+        <w:rFonts w:hint="default"/>
+      </w:rPr>
+    </w:lvl>
+    <w:lvl w:ilvl="8">
+      <w:start w:val="1"/>
+      <w:numFmt w:val="decimal"/>
+      <w:isLgl/>
+      <w:lvlText w:val="%1.%2.%3.%4.%5.%6.%7.%8.%9"/>
+      <w:lvlJc w:val="left"/>
+      <w:pPr>
+        <w:ind w:left="2160" w:hanging="1800"/>
+      </w:pPr>
+      <w:rPr>
+        <w:rFonts w:hint="default"/>
+      </w:rPr>
+    </w:lvl>
+  </w:abstractNum>
+  <w:abstractNum w:abstractNumId="3" w15:restartNumberingAfterBreak="0">
     <w:nsid w:val="5E437104"/>
     <w:multiLevelType w:val="hybridMultilevel"/>
     <w:tmpl w:val="161A4676"/>
@@ -9058,7 +10437,7 @@
       </w:pPr>
     </w:lvl>
   </w:abstractNum>
-  <w:abstractNum w:abstractNumId="3" w15:restartNumberingAfterBreak="0">
+  <w:abstractNum w:abstractNumId="4" w15:restartNumberingAfterBreak="0">
     <w:nsid w:val="62DD7246"/>
     <w:multiLevelType w:val="hybridMultilevel"/>
     <w:tmpl w:val="DFBE0030"/>
@@ -9148,6 +10527,119 @@
       </w:pPr>
     </w:lvl>
   </w:abstractNum>
+  <w:abstractNum w:abstractNumId="5" w15:restartNumberingAfterBreak="0">
+    <w:nsid w:val="743B5570"/>
+    <w:multiLevelType w:val="multilevel"/>
+    <w:tmpl w:val="D99A958E"/>
+    <w:lvl w:ilvl="0">
+      <w:start w:val="1"/>
+      <w:numFmt w:val="decimal"/>
+      <w:lvlText w:val="%1"/>
+      <w:lvlJc w:val="left"/>
+      <w:pPr>
+        <w:ind w:left="360" w:hanging="360"/>
+      </w:pPr>
+      <w:rPr>
+        <w:rFonts w:hint="default"/>
+      </w:rPr>
+    </w:lvl>
+    <w:lvl w:ilvl="1">
+      <w:start w:val="1"/>
+      <w:numFmt w:val="decimal"/>
+      <w:lvlText w:val="%1.%2"/>
+      <w:lvlJc w:val="left"/>
+      <w:pPr>
+        <w:ind w:left="360" w:hanging="360"/>
+      </w:pPr>
+      <w:rPr>
+        <w:rFonts w:hint="default"/>
+      </w:rPr>
+    </w:lvl>
+    <w:lvl w:ilvl="2">
+      <w:start w:val="1"/>
+      <w:numFmt w:val="decimal"/>
+      <w:lvlText w:val="%1.%2.%3"/>
+      <w:lvlJc w:val="left"/>
+      <w:pPr>
+        <w:ind w:left="720" w:hanging="720"/>
+      </w:pPr>
+      <w:rPr>
+        <w:rFonts w:hint="default"/>
+      </w:rPr>
+    </w:lvl>
+    <w:lvl w:ilvl="3">
+      <w:start w:val="1"/>
+      <w:numFmt w:val="decimal"/>
+      <w:lvlText w:val="%1.%2.%3.%4"/>
+      <w:lvlJc w:val="left"/>
+      <w:pPr>
+        <w:ind w:left="720" w:hanging="720"/>
+      </w:pPr>
+      <w:rPr>
+        <w:rFonts w:hint="default"/>
+      </w:rPr>
+    </w:lvl>
+    <w:lvl w:ilvl="4">
+      <w:start w:val="1"/>
+      <w:numFmt w:val="decimal"/>
+      <w:lvlText w:val="%1.%2.%3.%4.%5"/>
+      <w:lvlJc w:val="left"/>
+      <w:pPr>
+        <w:ind w:left="1080" w:hanging="1080"/>
+      </w:pPr>
+      <w:rPr>
+        <w:rFonts w:hint="default"/>
+      </w:rPr>
+    </w:lvl>
+    <w:lvl w:ilvl="5">
+      <w:start w:val="1"/>
+      <w:numFmt w:val="decimal"/>
+      <w:lvlText w:val="%1.%2.%3.%4.%5.%6"/>
+      <w:lvlJc w:val="left"/>
+      <w:pPr>
+        <w:ind w:left="1080" w:hanging="1080"/>
+      </w:pPr>
+      <w:rPr>
+        <w:rFonts w:hint="default"/>
+      </w:rPr>
+    </w:lvl>
+    <w:lvl w:ilvl="6">
+      <w:start w:val="1"/>
+      <w:numFmt w:val="decimal"/>
+      <w:lvlText w:val="%1.%2.%3.%4.%5.%6.%7"/>
+      <w:lvlJc w:val="left"/>
+      <w:pPr>
+        <w:ind w:left="1440" w:hanging="1440"/>
+      </w:pPr>
+      <w:rPr>
+        <w:rFonts w:hint="default"/>
+      </w:rPr>
+    </w:lvl>
+    <w:lvl w:ilvl="7">
+      <w:start w:val="1"/>
+      <w:numFmt w:val="decimal"/>
+      <w:lvlText w:val="%1.%2.%3.%4.%5.%6.%7.%8"/>
+      <w:lvlJc w:val="left"/>
+      <w:pPr>
+        <w:ind w:left="1440" w:hanging="1440"/>
+      </w:pPr>
+      <w:rPr>
+        <w:rFonts w:hint="default"/>
+      </w:rPr>
+    </w:lvl>
+    <w:lvl w:ilvl="8">
+      <w:start w:val="1"/>
+      <w:numFmt w:val="decimal"/>
+      <w:lvlText w:val="%1.%2.%3.%4.%5.%6.%7.%8.%9"/>
+      <w:lvlJc w:val="left"/>
+      <w:pPr>
+        <w:ind w:left="1800" w:hanging="1800"/>
+      </w:pPr>
+      <w:rPr>
+        <w:rFonts w:hint="default"/>
+      </w:rPr>
+    </w:lvl>
+  </w:abstractNum>
   <w:num w:numId="1" w16cid:durableId="216665290">
     <w:abstractNumId w:val="0"/>
   </w:num>
@@ -9155,10 +10647,16 @@
     <w:abstractNumId w:val="1"/>
   </w:num>
   <w:num w:numId="3" w16cid:durableId="986784588">
-    <w:abstractNumId w:val="2"/>
+    <w:abstractNumId w:val="3"/>
   </w:num>
   <w:num w:numId="4" w16cid:durableId="996031407">
-    <w:abstractNumId w:val="3"/>
+    <w:abstractNumId w:val="4"/>
+  </w:num>
+  <w:num w:numId="5" w16cid:durableId="2064061923">
+    <w:abstractNumId w:val="5"/>
+  </w:num>
+  <w:num w:numId="6" w16cid:durableId="1297099782">
+    <w:abstractNumId w:val="2"/>
   </w:num>
 </w:numbering>
 </file>
@@ -9822,6 +11320,22 @@
       <w:rFonts w:ascii="Times New Roman" w:hAnsi="Times New Roman"/>
     </w:rPr>
   </w:style>
+  <w:style w:type="paragraph" w:styleId="NormalWeb">
+    <w:name w:val="Normal (Web)"/>
+    <w:basedOn w:val="Normal"/>
+    <w:uiPriority w:val="99"/>
+    <w:semiHidden/>
+    <w:unhideWhenUsed/>
+    <w:rsid w:val="00C4044E"/>
+    <w:pPr>
+      <w:spacing w:before="100" w:beforeAutospacing="1" w:after="100" w:afterAutospacing="1" w:line="240" w:lineRule="auto"/>
+    </w:pPr>
+    <w:rPr>
+      <w:rFonts w:ascii="Times New Roman" w:hAnsi="Times New Roman"/>
+      <w:sz w:val="24"/>
+      <w:szCs w:val="24"/>
+    </w:rPr>
+  </w:style>
 </w:styles>
 </file>
 
